--- a/public/downloads/bailey_hosea_resume_optimized.docx
+++ b/public/downloads/bailey_hosea_resume_optimized.docx
@@ -29,7 +29,7 @@
           <w:color w:val="404040"/>
           <w:sz w:val="18"/>
         </w:rPr>
-        <w:t>{ location: "Knoxville, TN", phone: "(865) 621-0672", email: "baileyhosea18@gmail.com", linkedin: "LinkedIn", website: "Website" }</w:t>
+        <w:t>{ location: "Knoxville, TN", phone: "(865) 621-0672", email: "baileyhosea18@gmail.com", linkedin: "https://www.linkedin.com/in/bailey-hosea-5280b278/", website: "https://baileyhosea.github.io/my-work/" }</w:t>
       </w:r>
     </w:p>
     <w:p>
